--- a/docs/Sorting_Apocalypse_Prototype_Findings_v0.11.docx
+++ b/docs/Sorting_Apocalypse_Prototype_Findings_v0.11.docx
@@ -2512,6 +2512,12 @@
       </w:pPr>
       <w:r>
         <w:t>The layered finish language now required across the bunker makes a coherent material library potentially more important than more prefab geometry. The first shell failure exposed an art-direction/composition problem, not proof that all existing meshes are unusable. Select the source route after a small Foundation-Gate proof rather than treating either existing meshes or generated architecture as automatically sufficient. [M14; V02 §24]</w:t>
+      </w:r>
+    </w:p>
+    <w:p>
+      <w:pPr/>
+      <w:r>
+        <w:t>29 September supersession: this was the pre-EAF evidence state. EAF1–EAF5 subsequently proved the environment material-review, structural-substrate, curated-material, wear, and Receiving architectural-proof pipeline. See §§28–29 for the current result.</w:t>
       </w:r>
     </w:p>
     <w:p>
@@ -12299,7 +12305,7 @@
               <w:rPr>
                 <w:sz w:val="18"/>
               </w:rPr>
-              <w:t>Accepted cordoned freight bay, distinct Dispatch annex, Backlog and passage-like Sorting. The desk has partial aperture visibility and the two long vistas are interrupted. Preserve that reviewed geometry; actual pile-item recognition and reach remain future Receiving tests. [A17]</w:t>
+              <w:t>Accepted cordoned freight bay, distinct Dispatch annex, Backlog and passage-like Sorting. The desk has partial aperture visibility and the two long vistas are interrupted. Preserve that reviewed geometry [A17]. Later Stage B evidence promoted the deterministic TAKE-only presenter and functional freight fixtures, including the current 3.4 m Receiving-only fixture reach; see §27.</w:t>
             </w:r>
           </w:p>
         </w:tc>

--- a/docs/Sorting_Apocalypse_Prototype_Findings_v0.11.docx
+++ b/docs/Sorting_Apocalypse_Prototype_Findings_v0.11.docx
@@ -134,7 +134,7 @@
           </w:tcPr>
           <w:p>
             <w:r>
-              <w:t>Preliminary GDD v0.10</w:t>
+              <w:t>Preliminary GDD v0.11</w:t>
             </w:r>
           </w:p>
         </w:tc>
@@ -145,7 +145,7 @@
           </w:tcPr>
           <w:p>
             <w:r>
-              <w:t>Dated gameplay and scope master pending the approved documentation refresh; current implementation evidence is governed by CURRENT_STATE and later validations where wording conflicts.</w:t>
+              <w:t>Current overall gameplay, design and scope authority.</w:t>
             </w:r>
           </w:p>
         </w:tc>
@@ -162,7 +162,7 @@
           </w:tcPr>
           <w:p>
             <w:r>
-              <w:t>Visual Design &amp; World-Building Direction v0.7</w:t>
+              <w:t>Visual Design &amp; World-Building Direction v0.8</w:t>
             </w:r>
           </w:p>
         </w:tc>
@@ -174,7 +174,7 @@
           </w:tcPr>
           <w:p>
             <w:r>
-              <w:t>Dated world, material, service-space and spatial master pending the approved documentation refresh; current implementation evidence is governed by CURRENT_STATE and later validations where wording conflicts.</w:t>
+              <w:t>Current environment, world, spatial and material authority.</w:t>
             </w:r>
           </w:p>
         </w:tc>
@@ -263,7 +263,7 @@
         <w:widowControl/>
       </w:pPr>
       <w:r>
-        <w:t>v0.11 supersedes v0.10 current-status summaries while preserving their historical checkpoints. Fixed ladder, the wing rack/ladder bridge, Receiving Stage B presenter and freight fixtures, and EAF1–EAF5 are human-promoted in their recorded scopes. C1A remains parked; Receiving C1 follows the documentation refresh.</w:t>
+        <w:t>v0.11 supersedes v0.10 current-status summaries while preserving their historical checkpoints. Fixed ladder, the wing rack/ladder bridge, Receiving Stage B presenter and freight fixtures, and EAF1–EAF5 are human-promoted in their recorded scopes. C1A remains parked; the comprehensive three-master documentation refresh is complete, and Receiving Stage C1 is the next implementation gate.</w:t>
       </w:r>
     </w:p>
     <w:p>
@@ -309,7 +309,7 @@
         <w:widowControl/>
       </w:pPr>
       <w:r>
-        <w:t>The 13 September asset-led Receiving shell remains a historical human visual rejection. C1A is technically verified research but parked and unpromoted. The comprehensive three-master documentation refresh is the current documentation task; Receiving Stage C1 is the next implementation gate after reconciliation. GDD v0.10 and Visual Design &amp; World-Building Direction v0.7 remain dated companion masters until their replacements are approved.</w:t>
+        <w:t>The 13 September asset-led Receiving shell remains a historical human visual rejection. C1A is technically verified research but parked and unpromoted. The comprehensive three-master documentation refresh is complete. Receiving Stage C1 is the next implementation gate. Preliminary GDD v0.11 and Visual Design &amp; World-Building Direction v0.8 are the reconciled current companion masters.</w:t>
       </w:r>
     </w:p>
     <w:tbl>
@@ -930,7 +930,7 @@
                 <w:color w:val="25323A"/>
                 <w:sz w:val="18"/>
               </w:rPr>
-              <w:t>NEXT IMPLEMENTATION GATE after the three-master documentation refresh.</w:t>
+              <w:t>NEXT IMPLEMENTATION GATE.</w:t>
             </w:r>
           </w:p>
         </w:tc>
@@ -1465,7 +1465,7 @@
               <w:rPr>
                 <w:sz w:val="18"/>
               </w:rPr>
-              <w:t>Physical hidden settling, furnished clearances/route balance, PBR-generated structural kit, machine unlock timing.</w:t>
+              <w:t>Furnished C1 clearances and sightlines, final fixture art and counts, machine unlock timing, and remaining Stage C queue/theatre.</w:t>
             </w:r>
           </w:p>
         </w:tc>
@@ -17305,7 +17305,7 @@
     <w:p>
       <w:pPr/>
       <w:r>
-        <w:t>This table records the 29 September state. Its labels distinguish accepted production-facing scope from isolated research and later work. Historical sections above retain the status they had when written.</w:t>
+        <w:t>This table records the reconciled 30 September state. Its labels distinguish accepted production-facing scope from isolated research and later work. Historical sections above retain the status they had when written.</w:t>
       </w:r>
     </w:p>
     <w:tbl>
@@ -18077,7 +18077,7 @@
                 <w:color w:val="25323A"/>
                 <w:sz w:val="18"/>
               </w:rPr>
-              <w:t>NEXT IMPLEMENTATION GATE after three-master documentation reconciliation.</w:t>
+              <w:t>NEXT IMPLEMENTATION GATE.</w:t>
             </w:r>
           </w:p>
         </w:tc>
@@ -18137,7 +18137,7 @@
         <w:keepLines/>
       </w:pPr>
       <w:r>
-        <w:t>The comprehensive documentation refresh is the current documentation task. Once the Findings, GDD and VDD masters are reconciled and reviewed, Receiving Stage C1 is the next implementation gate. C1 owns production visual migration from the accepted wing geometry and the EAF5 recipe. Neither this evidence update nor EAF5 completes that migration.</w:t>
+        <w:t>The comprehensive three-master documentation refresh is complete. Receiving Stage C1 is the next implementation gate and owns production visual migration from the accepted wing geometry using the EAF5 recipe. Neither this evidence record nor EAF5 completes that migration.</w:t>
       </w:r>
     </w:p>
     <w:p>
@@ -18151,7 +18151,7 @@
     <w:p>
       <w:pPr/>
       <w:r>
-        <w:t>v0.11 supersedes v0.10 current-status summaries but keeps its dated evidence and §§1–25 checkpoints intact. Sections 26–30 record later explicit promotions, rejections, deferred findings and the current gate. This is an implementation and evidence-boundary record; the dated GDD v0.10 and VDD v0.7 remain companion design masters pending the approved documentation refresh. Where their current-status wording conflicts, CURRENT_STATE and later validation records govern until new editions are promoted.</w:t>
+        <w:t>v0.11 supersedes v0.10 current-status summaries but keeps its dated evidence and §§1–25 checkpoints intact. Sections 26–30 record later explicit promotions, rejections, deferred findings and the current gate. This is an implementation and evidence-boundary record. Preliminary GDD v0.11 and VDD v0.8 are the reconciled current companion masters; CURRENT_STATE and focused validation records retain the current gate and implementation detail.</w:t>
       </w:r>
     </w:p>
     <w:p>
